--- a/tai-lieu-noi-bo/moscow/state-historical-museum.docx
+++ b/tai-lieu-noi-bo/moscow/state-historical-museum.docx
@@ -100,6 +100,22 @@
     </w:p>
     <w:p>
       <w:pPr>
+        <w:pStyle w:val="ListBullet"/>
+      </w:pPr>
+      <w:r>
+        <w:t>Con thuyền độc mộc bằng gỗ sồi cổ hơn kim tự tháp Ai Cập &amp; vàng của người Scythia</w:t>
+      </w:r>
+    </w:p>
+    <w:p>
+      <w:pPr>
+        <w:pStyle w:val="ListBullet"/>
+      </w:pPr>
+      <w:r>
+        <w:t>Thư vỏ cây bạch dương của cậu bé Onfim và ‘Zlatnik’ — đồng tiền vàng đầu tiên của nước Nga</w:t>
+      </w:r>
+    </w:p>
+    <w:p>
+      <w:pPr>
         <w:pStyle w:val="Heading1"/>
       </w:pPr>
       <w:r>
@@ -415,6 +431,221 @@
       </w:pPr>
       <w:r>
         <w:t>Cuối cùng, đừng bỏ qua các triển lãm chuyên đề luân phiên và những tác phẩm hội hoạ lồng trong không gian trưng bày. Bảo tàng thường xuyên tổ chức các triển lãm 'bom tấn' về Fabergé, Hãn quốc Kim Trướng hay các đề tài lớn, đồng thời tích hợp tranh của những bậc thầy như Repin, Vrubel vào mạch kể — khiến mỗi lần ghé thăm lại có thêm điều mới để khám phá.</w:t>
+      </w:r>
+    </w:p>
+    <w:p>
+      <w:pPr>
+        <w:pStyle w:val="Heading1"/>
+      </w:pPr>
+      <w:r>
+        <w:rPr>
+          <w:color w:val="152C4E"/>
+        </w:rPr>
+        <w:t>Bước vào toà lâu đài đỏ: Sảnh nghi lễ &amp; bức trần ‘Cây phả hệ các quân vương Nga’</w:t>
+      </w:r>
+    </w:p>
+    <w:p>
+      <w:pPr>
+        <w:jc w:val="both"/>
+      </w:pPr>
+      <w:r>
+        <w:t>Vừa qua cửa chính, khách bước vào Sảnh Nghi lễ (Парадные сени). Hãy bảo cả đoàn ngẩng đầu lên trần: đó là bức bích hoạ khổng lồ ‘Cây phả hệ các quân vương Nga’ (Родословное древо государей российских) với 68 chân dung, bắt đầu từ Nữ đại công Olga và Đại công Vladimir — người đưa Chính thống giáo về đất Nga — cho tới Hoàng đế Aleksandr III. Bố cục dựa theo một bức bích hoạ thế kỷ XVII ở Tu viện Novospassky, vẽ dưới thời công chúa Sofya.</w:t>
+      </w:r>
+    </w:p>
+    <w:p>
+      <w:pPr>
+        <w:jc w:val="both"/>
+      </w:pPr>
+      <w:r>
+        <w:t>Bản thân toà nhà mới là ‘hiện vật lớn nhất’ của bảo tàng. Kiến trúc sư Vladimir Shervud (Владимир Шервуд) cùng kỹ sư Anatoly Semyonov dựng nó trong các năm 1875–1881, khánh thành ngày 27/5/1883. Các mô-típ trang trí được mượn từ nhà thờ Sofia ở Novgorod, Nhà thờ Thánh Vasily (Nhà thờ Thánh Basil) và Cung Granovitaya trong Kremlin — mỗi bức tường như tự kể một trang lịch sử kiến trúc Nga. Năm 1997, những con đại bàng hai đầu mạ vàng được phục dựng trên các chóp tháp.</w:t>
+      </w:r>
+    </w:p>
+    <w:p>
+      <w:pPr>
+        <w:jc w:val="both"/>
+      </w:pPr>
+      <w:r>
+        <w:t>Nhiều gian phòng từng được các danh hoạ trang trí theo đúng thời kỳ mà chúng trưng bày. Gian số 2 có bức panno ‘Thời đồ đá’ (Каменный век) của Viktor Vasnetsov — vẽ dưới sự bảo trợ của nhà bảo trợ nghệ thuật Savva Mamontov, có tham vấn nhà nhân học Dmitry Anuchin: cảnh săn voi ma-mút, lấy lửa, thuộc da sống động như thật. Gian Novgorod và Vladimir do các nghệ nhân Palekh (dưới tay bậc thầy phục chế Nikolay Sofonov) chép lại nguyên bản bích hoạ nhà thờ trung cổ.</w:t>
+      </w:r>
+    </w:p>
+    <w:p>
+      <w:pPr>
+        <w:jc w:val="both"/>
+      </w:pPr>
+      <w:r>
+        <w:t>Gợi ý cách kể: mở đầu tour bằng một câu neo trí nhớ — ‘Trước khi ngắm hiện vật, hãy ngắm chính căn phòng: mỗi gian ở đây được vẽ theo đúng thời đại nó trưng bày, như một cỗ máy thời gian bằng gạch và sơn.’ Rồi mời khách thử đếm vài gương mặt trên trần để cả đoàn cùng ngước nhìn.</w:t>
+      </w:r>
+    </w:p>
+    <w:p>
+      <w:pPr>
+        <w:pStyle w:val="Heading1"/>
+      </w:pPr>
+      <w:r>
+        <w:rPr>
+          <w:color w:val="152C4E"/>
+        </w:rPr>
+        <w:t>Từ thời đồ đá đến người Scythia: những mẫu vật cổ xưa nhất</w:t>
+      </w:r>
+    </w:p>
+    <w:p>
+      <w:pPr>
+        <w:jc w:val="both"/>
+      </w:pPr>
+      <w:r>
+        <w:t>Ngôi sao của khu vực cổ đại là con thuyền độc mộc bằng gỗ sồi (долблёная лодка) — khoét ra từ một thân sồi khổng lồ, tìm thấy bên bờ sông Đông (Дон) gần Voronezh. Niên đại của nó cùng thời với các kim tự tháp Ai Cập và vua Hammurabi, được xem là một trong những phương tiện đường thuỷ cổ xưa nhất còn lại của nhân loại.</w:t>
+      </w:r>
+    </w:p>
+    <w:p>
+      <w:pPr>
+        <w:jc w:val="both"/>
+      </w:pPr>
+      <w:r>
+        <w:t>Cạnh đó là bức tượng nhỏ hình con gà gô trắng vùng cực (полярная куропатка) khắc cách nay 20.000–22.000 năm — một trong những tác phẩm điêu khắc lâu đời nhất trong sưu tập, đặt ngay dưới bức panno của Vasnetsov.</w:t>
+      </w:r>
+    </w:p>
+    <w:p>
+      <w:pPr>
+        <w:jc w:val="both"/>
+      </w:pPr>
+      <w:r>
+        <w:t>Bước sang thời đồ đồng và cổ đại: một dolmen (mộ đá) từ vùng Tuapse tìm thấy năm 2008, bên trong có hài cốt của hơn 70 người ở những tư thế khác thường — dấu tích thuở con người mới hình thành quan niệm về thế giới bên kia. Nổi bật nữa là quan tài đá Taman (Таманский саркофаг) thời cổ đại: bị lính phát-xít đập vỡ trong Thế chiến II rồi được ghép lại kỳ công từ hơn 1.600 mảnh đá, nay là một trong những di vật cổ đại quý nhất còn lại bên ngoài Hy Lạp. Khu vực này cũng là nơi khách gặp vàng của người Scythia (скифское золото).</w:t>
+      </w:r>
+    </w:p>
+    <w:p>
+      <w:pPr>
+        <w:jc w:val="both"/>
+      </w:pPr>
+      <w:r>
+        <w:t>Gợi ý cách kể: câu ‘Con thuyền này còn già hơn cả kim tự tháp Ai Cập’ thường khiến khách Việt lặng đi vì bất ngờ. Với quan tài Taman, hãy nhấn vào con số ‘1.600 mảnh’ để khách hình dung công sức của những người phục chế đã ‘chắp lại lịch sử’ theo đúng nghĩa đen.</w:t>
+      </w:r>
+    </w:p>
+    <w:p>
+      <w:pPr>
+        <w:pStyle w:val="Heading1"/>
+      </w:pPr>
+      <w:r>
+        <w:rPr>
+          <w:color w:val="152C4E"/>
+        </w:rPr>
+        <w:t>Nước Nga cổ &amp; thời Trung cổ: đồng tiền vàng đầu tiên, lá thư của cậu bé Onfim</w:t>
+      </w:r>
+    </w:p>
+    <w:p>
+      <w:pPr>
+        <w:jc w:val="both"/>
+      </w:pPr>
+      <w:r>
+        <w:t>‘Zlatnik của Vladimir’ (Златник Владимира) là đồng tiền vàng đầu tiên do người Nga đúc, cuối thế kỷ X. Trên thế giới chỉ còn khoảng 10 chiếc, và mặt tiền khắc dòng chữ đầy tự hào, đại ý ‘Vladimir ngự trên ngai, và đây là vàng của ngài’.</w:t>
+      </w:r>
+    </w:p>
+    <w:p>
+      <w:pPr>
+        <w:jc w:val="both"/>
+      </w:pPr>
+      <w:r>
+        <w:t>Kho báu bất ngờ nhất lại làm bằng… vỏ cây: những lá thư vỏ cây bạch dương (берестяные грамоты). Bảo tàng giữ 201 trong tổng số 1.214 lá được biết trên cả nước — tức khoảng một phần sáu. Nổi tiếng nhất là các lá của cậu bé Onfim ở Novgorod sống cách nay chừng 800 năm: bài tập vần chữ xen lẫn những hình vẽ nguệch ngoạc cảnh kỵ sĩ đâm giặc — có thể coi là ‘bài tập về nhà’ cổ nhất còn lại của một đứa trẻ Nga.</w:t>
+      </w:r>
+    </w:p>
+    <w:p>
+      <w:pPr>
+        <w:jc w:val="both"/>
+      </w:pPr>
+      <w:r>
+        <w:t>Khu vực này còn có sách Nga thời tiền Mông Cổ (29 trong số 196 bản còn tồn tại), trong đó có bút tích của chính Ivan Bạo chúa trên bộ Biên niên sử bằng tranh (Лицевой летописный свод), cùng pho tượng đá ‘baba’ của người Polovtsian (Половецкая баба) thế kỷ XIII ở Gian Vladimir.</w:t>
+      </w:r>
+    </w:p>
+    <w:p>
+      <w:pPr>
+        <w:jc w:val="both"/>
+      </w:pPr>
+      <w:r>
+        <w:t>Gợi ý cách kể: cho khách xem hình vẽ của Onfim rồi nói khẽ — ‘800 năm trước, một cậu bé cũng vẽ bậy ra vở y như con cháu chúng ta bây giờ.’ Chi tiết rất đời thường này luôn khiến cả đoàn bật cười và thấy lịch sử gần gũi hẳn.</w:t>
+      </w:r>
+    </w:p>
+    <w:p>
+      <w:pPr>
+        <w:pStyle w:val="Heading1"/>
+      </w:pPr>
+      <w:r>
+        <w:rPr>
+          <w:color w:val="152C4E"/>
+        </w:rPr>
+        <w:t>Hãn quốc Kim Trướng &amp; di vật thời chiến: kho báu Simferopol, kiếm Pozharsky, áo khoác Nakhimov</w:t>
+      </w:r>
+    </w:p>
+    <w:p>
+      <w:pPr>
+        <w:jc w:val="both"/>
+      </w:pPr>
+      <w:r>
+        <w:t>Kho báu Simferopol (Симферопольский клад) — hơn 300 hiện vật tìm thấy thập niên 1960 ở ven Simferopol — là nguồn tư liệu quý về Hãn quốc Kim Trướng (Golden Horde). Đáng nhớ nhất là tấm ‘paizza’ (thẻ bài quyền lực) bằng vàng của một quan baskak, khắc dòng chữ Mông Cổ uy hiếp: đại ý ‘Nhờ sự che chở của Trời Xanh Vĩnh Cửu, theo lệnh của hãn Kildibek — kẻ nào không tuân, kẻ đó sẽ chết!’.</w:t>
+      </w:r>
+    </w:p>
+    <w:p>
+      <w:pPr>
+        <w:jc w:val="both"/>
+      </w:pPr>
+      <w:r>
+        <w:t>Sang khu di vật quân sự: thanh kiếm của công tước Dmitry Pozharsky (сабля Пожарского) gắn với công cuộc giải phóng Moskva khỏi quân Ba Lan năm 1612; Huân chương Thánh George hạng nhất và dải băng của đại nguyên soái Aleksandr Suvorov, phần thưởng cho chiến thắng Rymnik trong chiến tranh Nga–Thổ.</w:t>
+      </w:r>
+    </w:p>
+    <w:p>
+      <w:pPr>
+        <w:jc w:val="both"/>
+      </w:pPr>
+      <w:r>
+        <w:t>Cảm động nhất là chiếc áo khoác quân phục rách của đô đốc Pavel Nakhimov (шинель Нахимова) — ông ngã xuống khi chỉ huy bảo vệ Sevastopol tháng 10/1854. Bên cạnh là thanh kiếm của tướng Aleksey Yermolov, do chính dân làng Akusha ở Dagestan tặng để tri ân lòng khoan dung của ông với người bại trận.</w:t>
+      </w:r>
+    </w:p>
+    <w:p>
+      <w:pPr>
+        <w:jc w:val="both"/>
+      </w:pPr>
+      <w:r>
+        <w:t>Gợi ý cách kể: đọc to lời cảnh cáo trên tấm paizza bằng giọng trầm, ‘đầy uy quyền của quan lại Mông Cổ’ — khách sẽ nhớ mãi cảm giác một mệnh lệnh 700 năm trước vẫn còn ‘lạnh gáy’. Với áo khoác Nakhimov, chỉ cần một câu ‘Đây là chiếc áo ông mặc ngày ngã xuống’ là đủ khiến cả đoàn im lặng.</w:t>
+      </w:r>
+    </w:p>
+    <w:p>
+      <w:pPr>
+        <w:pStyle w:val="Heading1"/>
+      </w:pPr>
+      <w:r>
+        <w:rPr>
+          <w:color w:val="152C4E"/>
+        </w:rPr>
+        <w:t>Bảo vật của các bậc đế vương &amp; những con số kỳ lạ</w:t>
+      </w:r>
+    </w:p>
+    <w:p>
+      <w:pPr>
+        <w:jc w:val="both"/>
+      </w:pPr>
+      <w:r>
+        <w:t>Quả địa cầu của nữ hoàng Thuỵ Điển Kristina (глобус королевы Кристины) do Pyotr I (Pyotr Đại đế) mua lại: thương nhân Hà Lan ban đầu hét giá 16.000 rúp rồi hạ xuống còn 1.600 rúp — trong khi một căn nhà ở Moskva thời đó chỉ khoảng 10 rúp. Gần đó, ở Gian Byzantine, là chiếc chén gỗ do chính tay Pyotr I tiện năm 1709.</w:t>
+      </w:r>
+    </w:p>
+    <w:p>
+      <w:pPr>
+        <w:jc w:val="both"/>
+      </w:pPr>
+      <w:r>
+        <w:t>Đôi găng tay của Nữ hoàng Ekaterina II (перчатки Екатерины II) có một câu chuyện ấm áp: bà tặng cho hai đứa trẻ mồ côi tại Viện Dục Anh Moskva — găng trái cho ‘học sinh số 473’ Ivan Gerasimov, găng phải cho ‘số 530’ Nikita Andreev. Sau khoảng 150 năm lưu lạc, hai chiếc găng đoàn tụ tại bảo tàng và nay được trưng bày luân phiên.</w:t>
+      </w:r>
+    </w:p>
+    <w:p>
+      <w:pPr>
+        <w:jc w:val="both"/>
+      </w:pPr>
+      <w:r>
+        <w:t>Khu bảo vật hoàng gia còn có xiềng xích và lồng sắt từng giam Emelyan Pugachev (кандалы Пугачёва) — thủ lĩnh khởi loạn khét tiếng nhất thế kỷ XVIII; cùng ‘đồng rúp Konstantin’ (Константиновский рубль) chỉ được đúc đúng 8 chiếc trong hai tuần ‘khoảng trống ngai vàng’ sau khi Aleksandr I qua đời.</w:t>
+      </w:r>
+    </w:p>
+    <w:p>
+      <w:pPr>
+        <w:jc w:val="both"/>
+      </w:pPr>
+      <w:r>
+        <w:t>Vài con số để khách choáng ngợp: bộ sưu tập của bảo tàng có hơn 5 triệu hiện vật — vào loại lớn thứ nhì thế giới, chỉ sau Bảo tàng Anh (~14 triệu) — nhưng chỉ khoảng 0,5% được trưng bày cùng lúc. Toà nhà nằm ngay trong quần thể Quảng trường Đỏ &amp; Kremlin đã được UNESCO công nhận. Gợi ý cách kể: ‘16.000 rúp — đủ mua 1.600 căn nhà’ giúp khách cảm được độ xa xỉ; còn ‘chỉ 0,5% được bày ra’ nhắc khách rằng thứ họ đang xem mới là phần nổi của tảng băng.</w:t>
       </w:r>
     </w:p>
     <w:p>
@@ -930,6 +1161,51 @@
       </w:r>
     </w:p>
     <w:p>
+      <w:r>
+        <w:rPr>
+          <w:sz w:val="22"/>
+        </w:rPr>
+        <w:t xml:space="preserve">• Danh mục sưu tập trực tuyến (catalog.shm.ru) — </w:t>
+      </w:r>
+      <w:r>
+        <w:rPr>
+          <w:color w:val="204A86"/>
+          <w:sz w:val="20"/>
+        </w:rPr>
+        <w:t>https://catalog.shm.ru/</w:t>
+      </w:r>
+    </w:p>
+    <w:p>
+      <w:r>
+        <w:rPr>
+          <w:sz w:val="22"/>
+        </w:rPr>
+        <w:t xml:space="preserve">• ‘Сокровища Государственного исторического музея’ — Москвич Mag — </w:t>
+      </w:r>
+      <w:r>
+        <w:rPr>
+          <w:color w:val="204A86"/>
+          <w:sz w:val="20"/>
+        </w:rPr>
+        <w:t>https://moskvichmag.ru/gorod/sokrovishha-gosudarstvennogo-istoricheskogo-muzeya/</w:t>
+      </w:r>
+    </w:p>
+    <w:p>
+      <w:r>
+        <w:rPr>
+          <w:sz w:val="22"/>
+        </w:rPr>
+        <w:t xml:space="preserve">• ‘Здание как экспонат: неповторимый ГИМ’ — Culture.ru — </w:t>
+      </w:r>
+      <w:r>
+        <w:rPr>
+          <w:color w:val="204A86"/>
+          <w:sz w:val="20"/>
+        </w:rPr>
+        <w:t>https://www.culture.ru/materials/114593/zdanie-kak-eksponat-nepovtorimyi-gim</w:t>
+      </w:r>
+    </w:p>
+    <w:p>
       <w:pPr>
         <w:pStyle w:val="Heading2"/>
       </w:pPr>
@@ -1006,11 +1282,47 @@
     <w:p>
       <w:r>
         <w:rPr>
+          <w:color w:val="5C6773"/>
+          <w:sz w:val="20"/>
+        </w:rPr>
+        <w:t>Trang chính thức shm.ru &amp; danh mục catalog.shm.ru (экспозиция/коллекции)</w:t>
+      </w:r>
+    </w:p>
+    <w:p>
+      <w:r>
+        <w:rPr>
+          <w:color w:val="5C6773"/>
+          <w:sz w:val="20"/>
+        </w:rPr>
+        <w:t>Wikipedia (EN): State Historical Museum — kiến trúc, lịch sử, quy mô sưu tập</w:t>
+      </w:r>
+    </w:p>
+    <w:p>
+      <w:r>
+        <w:rPr>
+          <w:color w:val="5C6773"/>
+          <w:sz w:val="20"/>
+        </w:rPr>
+        <w:t>‘Сокровища ГИМ’ — Москвич Mag: chi tiết từng hiện vật (thuyền độc mộc, kho báu Simferopol, găng tay Ekaterina II…)</w:t>
+      </w:r>
+    </w:p>
+    <w:p>
+      <w:r>
+        <w:rPr>
+          <w:color w:val="5C6773"/>
+          <w:sz w:val="20"/>
+        </w:rPr>
+        <w:t>Culture.ru ‘Здание как экспонат’: nội thất, trần ‘Cây phả hệ’, các gian do Vasnetsov &amp; nghệ nhân Palekh trang trí</w:t>
+      </w:r>
+    </w:p>
+    <w:p>
+      <w:r>
+        <w:rPr>
           <w:i/>
           <w:color w:val="5C6773"/>
           <w:sz w:val="18"/>
         </w:rPr>
-        <w:t>Tài liệu nội bộ — không dùng cho mục đích public. Biên soạn nguyên gốc, có dẫn nguồn. Cập nhật 2026-08-11.</w:t>
+        <w:t>Tài liệu nội bộ — không dùng cho mục đích public. Biên soạn nguyên gốc, có dẫn nguồn. Cập nhật 2026-09-28.</w:t>
       </w:r>
     </w:p>
     <w:sectPr>
